--- a/app/templates/PLII_M24.docx
+++ b/app/templates/PLII_M24.docx
@@ -98,7 +98,7 @@
           <w:sz-cs w:val="24"/>
           <w:i/>
         </w:rPr>
-        <w:t>{dia_diem_ky}, ngày{ngay_ky_vb}tháng{thang_ky_vb}năm{nam_ky_vb}</w:t>
+        <w:t>{dia_diem_ky}, ngày {ngay_ky_vb} tháng {thang_ky_vb} năm {nam_ky_vb}</w:t>
       </w:r>
       <w:r>
         <w:rPr>
@@ -175,7 +175,7 @@
           <w:sz w:val="24"/>
           <w:sz-cs w:val="24"/>
         </w:rPr>
-        <w:t>Căn cứ Quyết định số{can_cu} ngày{ngay_ky_vb} tháng{thang_ky_vb} năm{nam_ky_vb} về việc hủy bỏ Quyết định thu hồi Giấy chứng nhận đăng ký hộ kinh doanh.</w:t>
+        <w:t>Căn cứ Quyết định số {can_cu} ngày {ngay_ky_vb} tháng {thang_ky_vb} năm {nam_ky_vb} về việc hủy bỏ Quyết định thu hồi Giấy chứng nhận đăng ký hộ kinh doanh.</w:t>
       </w:r>
     </w:p>
     <w:p>
@@ -227,7 +227,7 @@
           <w:sz w:val="24"/>
           <w:sz-cs w:val="24"/>
         </w:rPr>
-        <w:t>:{hkd_ten_tieng_viet_2}</w:t>
+        <w:t>: {hkd_ten_tieng_viet_2}</w:t>
       </w:r>
     </w:p>
     <w:p>
@@ -253,20 +253,20 @@
           <w:sz w:val="24"/>
           <w:sz-cs w:val="24"/>
         </w:rPr>
-        <w:t>Trụ sở của hộ kinh doanh:{hkd_tru_so}</w:t>
-      </w:r>
-    </w:p>
-    <w:p>
-      <w:pPr>
-        <w:spacing w:before="120"/>
-      </w:pPr>
-      <w:r>
-        <w:rPr>
-          <w:rFonts w:ascii="Arial" w:hAnsi="Arial" w:cs="Arial"/>
-          <w:sz w:val="24"/>
-          <w:sz-cs w:val="24"/>
-        </w:rPr>
-        <w:t>Điện thoại:{dien_thoai_khac} Thư điện tử (nếu có): {email_tru_so}</w:t>
+        <w:t>Trụ sở của hộ kinh doanh: {hkd_tru_so}</w:t>
+      </w:r>
+    </w:p>
+    <w:p>
+      <w:pPr>
+        <w:spacing w:before="120"/>
+      </w:pPr>
+      <w:r>
+        <w:rPr>
+          <w:rFonts w:ascii="Arial" w:hAnsi="Arial" w:cs="Arial"/>
+          <w:sz w:val="24"/>
+          <w:sz-cs w:val="24"/>
+        </w:rPr>
+        <w:t>Điện thoại: {dien_thoai_khac} Thư điện tử (nếu có): {email_tru_so}</w:t>
       </w:r>
     </w:p>
     <w:p>
@@ -305,7 +305,7 @@
         </w:rPr>
         <w:t>- Tên, trụ sở của hộ kinh doanh;</w:t>
         <w:br/>
-        <w:t xml:space="preserve">- Cơ quan quản lý thuế{noi_nhan} </w:t>
+        <w:t xml:space="preserve">- Cơ quan quản lý thuế {noi_nhan} </w:t>
       </w:r>
       <w:r>
         <w:rPr>
@@ -345,7 +345,7 @@
         <w:br/>
         <w:t>- ..........;</w:t>
         <w:br/>
-        <w:t>- Lưu:{luu_vb}</w:t>
+        <w:t>- Lưu: {luu_vb}</w:t>
       </w:r>
     </w:p>
     <w:p>
